--- a/docs/interview/03_stand_out_guide.docx
+++ b/docs/interview/03_stand_out_guide.docx
@@ -836,7 +836,151 @@
               <w:t xml:space="preserve">“</w:t>
             </w:r>
             <w:r>
-              <w:t xml:space="preserve">One shared feature module for training and serving to avoid skew, plus drift and precision monitoring.</w:t>
+              <w:t xml:space="preserve">It’s live: FastAPI in Docker next to its database, ~90 ms server-side, with a parity test proving its features equal training’s.</w:t>
+            </w:r>
+            <w:r>
+              <w:t xml:space="preserve">”</w:t>
+            </w:r>
+          </w:p>
+        </w:tc>
+      </w:tr>
+      <w:tr>
+        <w:tc>
+          <w:p>
+            <w:pPr>
+              <w:pStyle w:val="Compact"/>
+              <w:jc w:val="left"/>
+            </w:pPr>
+            <w:r>
+              <w:t xml:space="preserve">“</w:t>
+            </w:r>
+            <w:r>
+              <w:t xml:space="preserve">The model works for all inputs.</w:t>
+            </w:r>
+            <w:r>
+              <w:t xml:space="preserve">”</w:t>
+            </w:r>
+          </w:p>
+        </w:tc>
+        <w:tc>
+          <w:p>
+            <w:pPr>
+              <w:pStyle w:val="Compact"/>
+              <w:jc w:val="left"/>
+            </w:pPr>
+            <w:r>
+              <w:t xml:space="preserve">“</w:t>
+            </w:r>
+            <w:r>
+              <w:t xml:space="preserve">Stress-testing showed two blind spots (new cards, amounts above the training range); I added guardrails that send them to review, and checked the review volume fits analyst capacity.</w:t>
+            </w:r>
+            <w:r>
+              <w:t xml:space="preserve">”</w:t>
+            </w:r>
+          </w:p>
+        </w:tc>
+      </w:tr>
+      <w:tr>
+        <w:tc>
+          <w:p>
+            <w:pPr>
+              <w:pStyle w:val="Compact"/>
+              <w:jc w:val="left"/>
+            </w:pPr>
+            <w:r>
+              <w:t xml:space="preserve">“</w:t>
+            </w:r>
+            <w:r>
+              <w:t xml:space="preserve">I stored the card history in the database.</w:t>
+            </w:r>
+            <w:r>
+              <w:t xml:space="preserve">”</w:t>
+            </w:r>
+          </w:p>
+        </w:tc>
+        <w:tc>
+          <w:p>
+            <w:pPr>
+              <w:pStyle w:val="Compact"/>
+              <w:jc w:val="left"/>
+            </w:pPr>
+            <w:r>
+              <w:t xml:space="preserve">“</w:t>
+            </w:r>
+            <w:r>
+              <w:t xml:space="preserve">Full history took 411 MB and 1.3 s per lookup; I switched to running totals per card (9 MB, one query) and proved the features identical on 2,000 transactions.</w:t>
+            </w:r>
+            <w:r>
+              <w:t xml:space="preserve">”</w:t>
+            </w:r>
+          </w:p>
+        </w:tc>
+      </w:tr>
+      <w:tr>
+        <w:tc>
+          <w:p>
+            <w:pPr>
+              <w:pStyle w:val="Compact"/>
+              <w:jc w:val="left"/>
+            </w:pPr>
+            <w:r>
+              <w:t xml:space="preserve">“</w:t>
+            </w:r>
+            <w:r>
+              <w:t xml:space="preserve">I hashed the card numbers.</w:t>
+            </w:r>
+            <w:r>
+              <w:t xml:space="preserve">”</w:t>
+            </w:r>
+          </w:p>
+        </w:tc>
+        <w:tc>
+          <w:p>
+            <w:pPr>
+              <w:pStyle w:val="Compact"/>
+              <w:jc w:val="left"/>
+            </w:pPr>
+            <w:r>
+              <w:t xml:space="preserve">“</w:t>
+            </w:r>
+            <w:r>
+              <w:t xml:space="preserve">HMAC with a secret, not plain SHA-256: the card number space is small enough to brute-force a plain hash.</w:t>
+            </w:r>
+            <w:r>
+              <w:t xml:space="preserve">”</w:t>
+            </w:r>
+          </w:p>
+        </w:tc>
+      </w:tr>
+      <w:tr>
+        <w:tc>
+          <w:p>
+            <w:pPr>
+              <w:pStyle w:val="Compact"/>
+              <w:jc w:val="left"/>
+            </w:pPr>
+            <w:r>
+              <w:t xml:space="preserve">“</w:t>
+            </w:r>
+            <w:r>
+              <w:t xml:space="preserve">My refactor is correct.</w:t>
+            </w:r>
+            <w:r>
+              <w:t xml:space="preserve">”</w:t>
+            </w:r>
+          </w:p>
+        </w:tc>
+        <w:tc>
+          <w:p>
+            <w:pPr>
+              <w:pStyle w:val="Compact"/>
+              <w:jc w:val="left"/>
+            </w:pPr>
+            <w:r>
+              <w:t xml:space="preserve">“</w:t>
+            </w:r>
+            <w:r>
+              <w:t xml:space="preserve">The pipeline’s feature files are identical to the notebook’s on 1.85M rows, and two training runs give the same model file.</w:t>
             </w:r>
             <w:r>
               <w:t xml:space="preserve">”</w:t>
@@ -1204,6 +1348,265 @@
       </w:r>
       <w:r>
         <w:t xml:space="preserve">. If it doesn’t, there’s a bug.</w:t>
+      </w:r>
+      <w:r>
+        <w:t xml:space="preserve">”</w:t>
+      </w:r>
+    </w:p>
+    <w:p>
+      <w:pPr>
+        <w:pStyle w:val="FirstParagraph"/>
+      </w:pPr>
+      <w:r>
+        <w:rPr>
+          <w:bCs/>
+          <w:b/>
+        </w:rPr>
+        <w:t xml:space="preserve">Five more, for the production phase:</w:t>
+      </w:r>
+    </w:p>
+    <w:p>
+      <w:pPr>
+        <w:numPr>
+          <w:ilvl w:val="0"/>
+          <w:numId w:val="1002"/>
+        </w:numPr>
+        <w:pStyle w:val="Compact"/>
+      </w:pPr>
+      <w:r>
+        <w:t xml:space="preserve">“</w:t>
+      </w:r>
+      <w:r>
+        <w:rPr>
+          <w:bCs/>
+          <w:b/>
+        </w:rPr>
+        <w:t xml:space="preserve">Training-serving skew fails silently</w:t>
+      </w:r>
+      <w:r>
+        <w:t xml:space="preserve">, so I don’t trust shared code alone: a</w:t>
+      </w:r>
+      <w:r>
+        <w:t xml:space="preserve"> </w:t>
+      </w:r>
+      <w:r>
+        <w:rPr>
+          <w:bCs/>
+          <w:b/>
+        </w:rPr>
+        <w:t xml:space="preserve">parity test</w:t>
+      </w:r>
+      <w:r>
+        <w:t xml:space="preserve"> </w:t>
+      </w:r>
+      <w:r>
+        <w:t xml:space="preserve">proves it.</w:t>
+      </w:r>
+      <w:r>
+        <w:t xml:space="preserve">”</w:t>
+      </w:r>
+    </w:p>
+    <w:p>
+      <w:pPr>
+        <w:numPr>
+          <w:ilvl w:val="0"/>
+          <w:numId w:val="1002"/>
+        </w:numPr>
+        <w:pStyle w:val="Compact"/>
+      </w:pPr>
+      <w:r>
+        <w:t xml:space="preserve">“</w:t>
+      </w:r>
+      <w:r>
+        <w:t xml:space="preserve">The model says</w:t>
+      </w:r>
+      <w:r>
+        <w:t xml:space="preserve"> </w:t>
+      </w:r>
+      <w:r>
+        <w:t xml:space="preserve">‘</w:t>
+      </w:r>
+      <w:r>
+        <w:t xml:space="preserve">I don’t know</w:t>
+      </w:r>
+      <w:r>
+        <w:t xml:space="preserve">’</w:t>
+      </w:r>
+      <w:r>
+        <w:t xml:space="preserve"> </w:t>
+      </w:r>
+      <w:r>
+        <w:t xml:space="preserve">more often than it says</w:t>
+      </w:r>
+      <w:r>
+        <w:t xml:space="preserve"> </w:t>
+      </w:r>
+      <w:r>
+        <w:t xml:space="preserve">‘</w:t>
+      </w:r>
+      <w:r>
+        <w:t xml:space="preserve">fraud</w:t>
+      </w:r>
+      <w:r>
+        <w:t xml:space="preserve">’</w:t>
+      </w:r>
+      <w:r>
+        <w:t xml:space="preserve">.</w:t>
+      </w:r>
+      <w:r>
+        <w:t xml:space="preserve"> </w:t>
+      </w:r>
+      <w:r>
+        <w:rPr>
+          <w:bCs/>
+          <w:b/>
+        </w:rPr>
+        <w:t xml:space="preserve">Guardrails turn</w:t>
+      </w:r>
+      <w:r>
+        <w:rPr>
+          <w:bCs/>
+          <w:b/>
+        </w:rPr>
+        <w:t xml:space="preserve"> </w:t>
+      </w:r>
+      <w:r>
+        <w:rPr>
+          <w:bCs/>
+          <w:b/>
+        </w:rPr>
+        <w:t xml:space="preserve">‘</w:t>
+      </w:r>
+      <w:r>
+        <w:rPr>
+          <w:bCs/>
+          <w:b/>
+        </w:rPr>
+        <w:t xml:space="preserve">I don’t know</w:t>
+      </w:r>
+      <w:r>
+        <w:rPr>
+          <w:bCs/>
+          <w:b/>
+        </w:rPr>
+        <w:t xml:space="preserve">’</w:t>
+      </w:r>
+      <w:r>
+        <w:rPr>
+          <w:bCs/>
+          <w:b/>
+        </w:rPr>
+        <w:t xml:space="preserve"> </w:t>
+      </w:r>
+      <w:r>
+        <w:rPr>
+          <w:bCs/>
+          <w:b/>
+        </w:rPr>
+        <w:t xml:space="preserve">into a human review.</w:t>
+      </w:r>
+      <w:r>
+        <w:t xml:space="preserve">”</w:t>
+      </w:r>
+    </w:p>
+    <w:p>
+      <w:pPr>
+        <w:numPr>
+          <w:ilvl w:val="0"/>
+          <w:numId w:val="1002"/>
+        </w:numPr>
+        <w:pStyle w:val="Compact"/>
+      </w:pPr>
+      <w:r>
+        <w:t xml:space="preserve">“</w:t>
+      </w:r>
+      <w:r>
+        <w:t xml:space="preserve">I measured before optimising:</w:t>
+      </w:r>
+      <w:r>
+        <w:t xml:space="preserve"> </w:t>
+      </w:r>
+      <w:r>
+        <w:rPr>
+          <w:bCs/>
+          <w:b/>
+        </w:rPr>
+        <w:t xml:space="preserve">256 ms per round trip</w:t>
+      </w:r>
+      <w:r>
+        <w:t xml:space="preserve"> </w:t>
+      </w:r>
+      <w:r>
+        <w:t xml:space="preserve">was the real cost, not the queries. So I cut round trips and put the API</w:t>
+      </w:r>
+      <w:r>
+        <w:t xml:space="preserve"> </w:t>
+      </w:r>
+      <w:r>
+        <w:rPr>
+          <w:bCs/>
+          <w:b/>
+        </w:rPr>
+        <w:t xml:space="preserve">next to the database</w:t>
+      </w:r>
+      <w:r>
+        <w:t xml:space="preserve">.</w:t>
+      </w:r>
+      <w:r>
+        <w:t xml:space="preserve">”</w:t>
+      </w:r>
+    </w:p>
+    <w:p>
+      <w:pPr>
+        <w:numPr>
+          <w:ilvl w:val="0"/>
+          <w:numId w:val="1002"/>
+        </w:numPr>
+        <w:pStyle w:val="Compact"/>
+      </w:pPr>
+      <w:r>
+        <w:t xml:space="preserve">“</w:t>
+      </w:r>
+      <w:r>
+        <w:rPr>
+          <w:bCs/>
+          <w:b/>
+        </w:rPr>
+        <w:t xml:space="preserve">Test that the app can start, not just that it imports.</w:t>
+      </w:r>
+      <w:r>
+        <w:t xml:space="preserve"> </w:t>
+      </w:r>
+      <w:r>
+        <w:t xml:space="preserve">That’s the lesson from my first failed deploy.</w:t>
+      </w:r>
+      <w:r>
+        <w:t xml:space="preserve">”</w:t>
+      </w:r>
+    </w:p>
+    <w:p>
+      <w:pPr>
+        <w:numPr>
+          <w:ilvl w:val="0"/>
+          <w:numId w:val="1002"/>
+        </w:numPr>
+        <w:pStyle w:val="Compact"/>
+      </w:pPr>
+      <w:r>
+        <w:t xml:space="preserve">“</w:t>
+      </w:r>
+      <w:r>
+        <w:t xml:space="preserve">A secret baked into an image is a published secret.</w:t>
+      </w:r>
+      <w:r>
+        <w:t xml:space="preserve"> </w:t>
+      </w:r>
+      <w:r>
+        <w:rPr>
+          <w:bCs/>
+          <w:b/>
+        </w:rPr>
+        <w:t xml:space="preserve">Secrets arrive at run time; only names live in git.</w:t>
       </w:r>
       <w:r>
         <w:t xml:space="preserve">”</w:t>
@@ -1807,7 +2210,7 @@
       <w:pPr>
         <w:numPr>
           <w:ilvl w:val="0"/>
-          <w:numId w:val="1002"/>
+          <w:numId w:val="1003"/>
         </w:numPr>
         <w:pStyle w:val="Compact"/>
       </w:pPr>
@@ -1825,7 +2228,7 @@
       <w:pPr>
         <w:numPr>
           <w:ilvl w:val="0"/>
-          <w:numId w:val="1002"/>
+          <w:numId w:val="1003"/>
         </w:numPr>
         <w:pStyle w:val="Compact"/>
       </w:pPr>
@@ -1843,7 +2246,7 @@
       <w:pPr>
         <w:numPr>
           <w:ilvl w:val="0"/>
-          <w:numId w:val="1002"/>
+          <w:numId w:val="1003"/>
         </w:numPr>
         <w:pStyle w:val="Compact"/>
       </w:pPr>
@@ -1861,7 +2264,7 @@
       <w:pPr>
         <w:numPr>
           <w:ilvl w:val="0"/>
-          <w:numId w:val="1002"/>
+          <w:numId w:val="1003"/>
         </w:numPr>
         <w:pStyle w:val="Compact"/>
       </w:pPr>
@@ -1879,7 +2282,7 @@
       <w:pPr>
         <w:numPr>
           <w:ilvl w:val="0"/>
-          <w:numId w:val="1002"/>
+          <w:numId w:val="1003"/>
         </w:numPr>
         <w:pStyle w:val="Compact"/>
       </w:pPr>
@@ -2157,6 +2560,74 @@
               <w:jc w:val="left"/>
             </w:pPr>
             <w:r>
+              <w:t xml:space="preserve">6b</w:t>
+            </w:r>
+          </w:p>
+        </w:tc>
+        <w:tc>
+          <w:p>
+            <w:pPr>
+              <w:pStyle w:val="Compact"/>
+              <w:jc w:val="left"/>
+            </w:pPr>
+            <w:r>
+              <w:t xml:space="preserve">Files</w:t>
+            </w:r>
+            <w:r>
+              <w:t xml:space="preserve"> </w:t>
+            </w:r>
+            <w:r>
+              <w:rPr>
+                <w:bCs/>
+                <w:b/>
+              </w:rPr>
+              <w:t xml:space="preserve">04 and 05</w:t>
+            </w:r>
+            <w:r>
+              <w:t xml:space="preserve">: the pipeline and the live API. Open the live</w:t>
+            </w:r>
+            <w:r>
+              <w:t xml:space="preserve"> </w:t>
+            </w:r>
+            <w:r>
+              <w:rPr>
+                <w:rStyle w:val="VerbatimChar"/>
+              </w:rPr>
+              <w:t xml:space="preserve">/docs</w:t>
+            </w:r>
+            <w:r>
+              <w:t xml:space="preserve"> </w:t>
+            </w:r>
+            <w:r>
+              <w:t xml:space="preserve">page and</w:t>
+            </w:r>
+            <w:r>
+              <w:t xml:space="preserve"> </w:t>
+            </w:r>
+            <w:r>
+              <w:rPr>
+                <w:bCs/>
+                <w:b/>
+              </w:rPr>
+              <w:t xml:space="preserve">demo a prediction</w:t>
+            </w:r>
+            <w:r>
+              <w:t xml:space="preserve"> </w:t>
+            </w:r>
+            <w:r>
+              <w:t xml:space="preserve">while explaining each step (the strongest thing you can show).</w:t>
+            </w:r>
+          </w:p>
+        </w:tc>
+      </w:tr>
+      <w:tr>
+        <w:tc>
+          <w:p>
+            <w:pPr>
+              <w:pStyle w:val="Compact"/>
+              <w:jc w:val="left"/>
+            </w:pPr>
+            <w:r>
               <w:t xml:space="preserve">7</w:t>
             </w:r>
           </w:p>
@@ -2236,7 +2707,7 @@
       <w:pPr>
         <w:numPr>
           <w:ilvl w:val="0"/>
-          <w:numId w:val="1003"/>
+          <w:numId w:val="1004"/>
         </w:numPr>
         <w:pStyle w:val="Compact"/>
       </w:pPr>
@@ -2248,7 +2719,7 @@
       <w:pPr>
         <w:numPr>
           <w:ilvl w:val="0"/>
-          <w:numId w:val="1003"/>
+          <w:numId w:val="1004"/>
         </w:numPr>
         <w:pStyle w:val="Compact"/>
       </w:pPr>
@@ -2260,7 +2731,7 @@
       <w:pPr>
         <w:numPr>
           <w:ilvl w:val="0"/>
-          <w:numId w:val="1003"/>
+          <w:numId w:val="1004"/>
         </w:numPr>
         <w:pStyle w:val="Compact"/>
       </w:pPr>
@@ -2272,7 +2743,7 @@
       <w:pPr>
         <w:numPr>
           <w:ilvl w:val="0"/>
-          <w:numId w:val="1003"/>
+          <w:numId w:val="1004"/>
         </w:numPr>
         <w:pStyle w:val="Compact"/>
       </w:pPr>
@@ -2284,7 +2755,7 @@
       <w:pPr>
         <w:numPr>
           <w:ilvl w:val="0"/>
-          <w:numId w:val="1003"/>
+          <w:numId w:val="1004"/>
         </w:numPr>
         <w:pStyle w:val="Compact"/>
       </w:pPr>
@@ -2296,7 +2767,7 @@
       <w:pPr>
         <w:numPr>
           <w:ilvl w:val="0"/>
-          <w:numId w:val="1003"/>
+          <w:numId w:val="1004"/>
         </w:numPr>
         <w:pStyle w:val="Compact"/>
       </w:pPr>
@@ -2323,7 +2794,7 @@
       <w:pPr>
         <w:numPr>
           <w:ilvl w:val="0"/>
-          <w:numId w:val="1003"/>
+          <w:numId w:val="1004"/>
         </w:numPr>
         <w:pStyle w:val="Compact"/>
       </w:pPr>
@@ -2555,8 +3026,93 @@
       </w:pPr>
     </w:lvl>
   </w:abstractNum>
+  <w:abstractNum w:abstractNumId="994111">
+    <w:nsid w:val="71315dca"/>
+    <w:multiLevelType w:val="multilevel"/>
+    <w:lvl w:ilvl="0">
+      <w:start w:val="11"/>
+      <w:numFmt w:val="decimal"/>
+      <w:lvlText w:val="%1."/>
+      <w:lvlJc w:val="left"/>
+      <w:pPr>
+        <w:ind w:left="720" w:hanging="480"/>
+      </w:pPr>
+    </w:lvl>
+    <w:lvl w:ilvl="1">
+      <w:start w:val="11"/>
+      <w:numFmt w:val="decimal"/>
+      <w:lvlText w:val="%2."/>
+      <w:lvlJc w:val="left"/>
+      <w:pPr>
+        <w:ind w:left="1440" w:hanging="480"/>
+      </w:pPr>
+    </w:lvl>
+    <w:lvl w:ilvl="2">
+      <w:start w:val="11"/>
+      <w:numFmt w:val="decimal"/>
+      <w:lvlText w:val="%3."/>
+      <w:lvlJc w:val="left"/>
+      <w:pPr>
+        <w:ind w:left="2160" w:hanging="480"/>
+      </w:pPr>
+    </w:lvl>
+    <w:lvl w:ilvl="3">
+      <w:start w:val="11"/>
+      <w:numFmt w:val="decimal"/>
+      <w:lvlText w:val="%4."/>
+      <w:lvlJc w:val="left"/>
+      <w:pPr>
+        <w:ind w:left="2880" w:hanging="480"/>
+      </w:pPr>
+    </w:lvl>
+    <w:lvl w:ilvl="4">
+      <w:start w:val="11"/>
+      <w:numFmt w:val="decimal"/>
+      <w:lvlText w:val="%5."/>
+      <w:lvlJc w:val="left"/>
+      <w:pPr>
+        <w:ind w:left="3600" w:hanging="480"/>
+      </w:pPr>
+    </w:lvl>
+    <w:lvl w:ilvl="5">
+      <w:start w:val="11"/>
+      <w:numFmt w:val="decimal"/>
+      <w:lvlText w:val="%6."/>
+      <w:lvlJc w:val="left"/>
+      <w:pPr>
+        <w:ind w:left="4320" w:hanging="480"/>
+      </w:pPr>
+    </w:lvl>
+    <w:lvl w:ilvl="6">
+      <w:start w:val="11"/>
+      <w:numFmt w:val="decimal"/>
+      <w:lvlText w:val="%7."/>
+      <w:lvlJc w:val="left"/>
+      <w:pPr>
+        <w:ind w:left="5040" w:hanging="480"/>
+      </w:pPr>
+    </w:lvl>
+    <w:lvl w:ilvl="7">
+      <w:start w:val="11"/>
+      <w:numFmt w:val="decimal"/>
+      <w:lvlText w:val="%8."/>
+      <w:lvlJc w:val="left"/>
+      <w:pPr>
+        <w:ind w:left="5760" w:hanging="480"/>
+      </w:pPr>
+    </w:lvl>
+    <w:lvl w:ilvl="8">
+      <w:start w:val="11"/>
+      <w:numFmt w:val="decimal"/>
+      <w:lvlText w:val="%9."/>
+      <w:lvlJc w:val="left"/>
+      <w:pPr>
+        <w:ind w:left="6480" w:hanging="480"/>
+      </w:pPr>
+    </w:lvl>
+  </w:abstractNum>
   <w:abstractNum w:abstractNumId="991">
-    <w:nsid w:val="71315dca"/>
+    <w:nsid w:val="47261bad"/>
     <w:multiLevelType w:val="multilevel"/>
     <w:lvl w:ilvl="0">
       <w:numFmt w:val="bullet"/>
@@ -2665,6 +3221,36 @@
     </w:lvlOverride>
   </w:num>
   <w:num w:numId="1002">
+    <w:abstractNumId w:val="994111"/>
+    <w:lvlOverride w:ilvl="0">
+      <w:startOverride w:val="11"/>
+    </w:lvlOverride>
+    <w:lvlOverride w:ilvl="1">
+      <w:startOverride w:val="11"/>
+    </w:lvlOverride>
+    <w:lvlOverride w:ilvl="2">
+      <w:startOverride w:val="11"/>
+    </w:lvlOverride>
+    <w:lvlOverride w:ilvl="3">
+      <w:startOverride w:val="11"/>
+    </w:lvlOverride>
+    <w:lvlOverride w:ilvl="4">
+      <w:startOverride w:val="11"/>
+    </w:lvlOverride>
+    <w:lvlOverride w:ilvl="5">
+      <w:startOverride w:val="11"/>
+    </w:lvlOverride>
+    <w:lvlOverride w:ilvl="6">
+      <w:startOverride w:val="11"/>
+    </w:lvlOverride>
+    <w:lvlOverride w:ilvl="7">
+      <w:startOverride w:val="11"/>
+    </w:lvlOverride>
+    <w:lvlOverride w:ilvl="8">
+      <w:startOverride w:val="11"/>
+    </w:lvlOverride>
+  </w:num>
+  <w:num w:numId="1003">
     <w:abstractNumId w:val="99411"/>
     <w:lvlOverride w:ilvl="0">
       <w:startOverride w:val="1"/>
@@ -2694,7 +3280,7 @@
       <w:startOverride w:val="1"/>
     </w:lvlOverride>
   </w:num>
-  <w:num w:numId="1003">
+  <w:num w:numId="1004">
     <w:abstractNumId w:val="991"/>
   </w:num>
 </w:numbering>
